--- a/Physics, Actually - SERIES/Volume 2/Physics Vol 2 - Gravity, Cosmology, and the Limits of Spacetime.docx
+++ b/Physics, Actually - SERIES/Volume 2/Physics Vol 2 - Gravity, Cosmology, and the Limits of Spacetime.docx
@@ -14629,47 +14629,119 @@
         <w:jc w:val="both"/>
       </w:pPr>
       <w:r>
-        <w:t>Abbott, B. P., et al. (LIGO Scientific Collaboration and Virgo Collaboration). “Observation of Gravitational Waves from a Binary Black Hole Merger.” Physical Review Letters 116, no. 6 (2016): 061102.</w:t>
-      </w:r>
-    </w:p>
-    <w:p>
-      <w:pPr>
-        <w:jc w:val="both"/>
-      </w:pPr>
-      <w:r>
-        <w:t xml:space="preserve">Baez, John C., and Emory F. Bunn. “The Meaning of Einstein’s Equation.” American Journal of Physics 73, no. 7 (2005): 644–652.</w:t>
-      </w:r>
-    </w:p>
-    <w:p>
-      <w:pPr>
-        <w:jc w:val="both"/>
-      </w:pPr>
-      <w:r>
-        <w:t xml:space="preserve">Bardeen, J. M., B. Carter, and S. W. Hawking. “The Four Laws of Black Hole Mechanics.” Communications in Mathematical Physics 31, no. 2 (1973): 161–170.</w:t>
-      </w:r>
-    </w:p>
-    <w:p>
-      <w:pPr>
-        <w:jc w:val="both"/>
-      </w:pPr>
-      <w:r>
-        <w:t>Bekenstein, Jacob D. “Black Holes and Entropy.” Physical Review D 7, no. 8 (1973): 2333–2346.</w:t>
-      </w:r>
-    </w:p>
-    <w:p>
-      <w:pPr>
-        <w:jc w:val="both"/>
-      </w:pPr>
-      <w:r>
-        <w:t xml:space="preserve">Bionta, R. M., et al. “Observation of a Neutrino Burst in Coincidence with Supernova 1987A in the Large Magellanic Cloud.” Physical Review Letters 58, no. 14 (1987): 1494–1496.</w:t>
-      </w:r>
-    </w:p>
-    <w:p>
-      <w:pPr>
-        <w:jc w:val="both"/>
-      </w:pPr>
-      <w:r>
-        <w:t xml:space="preserve">Bothwell, Tobias, et al. “Resolving the Gravitational Redshift across a Millimetre-Scale Atomic Sample.” Nature 602 (2022): 420–424.</w:t>
+        <w:t>Abbott, B. P., et al. (LIGO Scientific Collaboration and Virgo Collaboration). “</w:t>
+      </w:r>
+      <w:hyperlink r:id="rIdL1" w:history="1">
+        <w:r>
+          <w:rPr>
+            <w:color w:val="0563C1"/>
+            <w:u w:val="single"/>
+          </w:rPr>
+          <w:t>Observation of Gravitational Waves from a Binary Black Hole Merger</w:t>
+        </w:r>
+      </w:hyperlink>
+      <w:r>
+        <w:t>.” Physical Review Letters 116, no. 6 (2016): 061102.</w:t>
+      </w:r>
+    </w:p>
+    <w:p>
+      <w:pPr>
+        <w:jc w:val="both"/>
+      </w:pPr>
+      <w:r>
+        <w:t>Baez, John C., and Emory F. Bunn. “</w:t>
+      </w:r>
+      <w:hyperlink r:id="rIdL2" w:history="1">
+        <w:r>
+          <w:rPr>
+            <w:color w:val="0563C1"/>
+            <w:u w:val="single"/>
+          </w:rPr>
+          <w:t>The Meaning of Einstein’s Equation</w:t>
+        </w:r>
+      </w:hyperlink>
+      <w:r>
+        <w:t>.” American Journal of Physics 73, no. 7 (2005): 644–652.</w:t>
+      </w:r>
+    </w:p>
+    <w:p>
+      <w:pPr>
+        <w:jc w:val="both"/>
+      </w:pPr>
+      <w:r>
+        <w:t>Bardeen, J. M., B. Carter, and S. W. Hawking. “</w:t>
+      </w:r>
+      <w:hyperlink r:id="rIdL3" w:history="1">
+        <w:r>
+          <w:rPr>
+            <w:color w:val="0563C1"/>
+            <w:u w:val="single"/>
+          </w:rPr>
+          <w:t>The Four Laws of Black Hole Mechanics</w:t>
+        </w:r>
+      </w:hyperlink>
+      <w:r>
+        <w:t>.” Communications in Mathematical Physics 31, no. 2 (1973): 161–170.</w:t>
+      </w:r>
+    </w:p>
+    <w:p>
+      <w:pPr>
+        <w:jc w:val="both"/>
+      </w:pPr>
+      <w:r>
+        <w:t>Bekenstein, Jacob D. “</w:t>
+      </w:r>
+      <w:hyperlink r:id="rIdL4" w:history="1">
+        <w:r>
+          <w:rPr>
+            <w:color w:val="0563C1"/>
+            <w:u w:val="single"/>
+          </w:rPr>
+          <w:t>Black Holes and Entropy</w:t>
+        </w:r>
+      </w:hyperlink>
+      <w:r>
+        <w:t>.” Physical Review D 7, no. 8 (1973): 2333–2346.</w:t>
+      </w:r>
+    </w:p>
+    <w:p>
+      <w:pPr>
+        <w:jc w:val="both"/>
+      </w:pPr>
+      <w:r>
+        <w:t>Bionta, R. M., et al. “</w:t>
+      </w:r>
+      <w:hyperlink r:id="rIdL5" w:history="1">
+        <w:r>
+          <w:rPr>
+            <w:color w:val="0563C1"/>
+            <w:u w:val="single"/>
+          </w:rPr>
+          <w:t>Observation of a Neutrino Burst in Coincidence with Supernova 1987A in the Large Magellanic Cloud</w:t>
+        </w:r>
+      </w:hyperlink>
+      <w:r>
+        <w:t>.” Physical Review Letters 58, no. 14 (1987): 1494–1496.</w:t>
+      </w:r>
+    </w:p>
+    <w:p>
+      <w:pPr>
+        <w:jc w:val="both"/>
+      </w:pPr>
+      <w:r>
+        <w:t>Bothwell, Tobias, et al. “</w:t>
+      </w:r>
+      <w:hyperlink r:id="rIdL6" w:history="1">
+        <w:r>
+          <w:rPr>
+            <w:color w:val="0563C1"/>
+            <w:u w:val="single"/>
+          </w:rPr>
+          <w:t>Resolving the Gravitational Redshift across a Millimetre-Scale Atomic Sample</w:t>
+        </w:r>
+      </w:hyperlink>
+      <w:r>
+        <w:t>.” Nature 602 (2022): 420–424.</w:t>
       </w:r>
     </w:p>
     <w:p>
@@ -14685,31 +14757,79 @@
         <w:jc w:val="both"/>
       </w:pPr>
       <w:r>
-        <w:t xml:space="preserve">Chandrasekhar, S. “The Maximum Mass of Ideal White Dwarfs.” Astrophysical Journal 74 (1931): 81–82.</w:t>
-      </w:r>
-    </w:p>
-    <w:p>
-      <w:pPr>
-        <w:jc w:val="both"/>
-      </w:pPr>
-      <w:r>
-        <w:t>Chou, C. W., D. B. Hume, T. Rosenband, and D. J. Wineland. “Optical Clocks and Relativity.” Science 329, no. 5999 (2010): 1630–1633.</w:t>
-      </w:r>
-    </w:p>
-    <w:p>
-      <w:pPr>
-        <w:jc w:val="both"/>
-      </w:pPr>
-      <w:r>
-        <w:t>Clowe, Douglas, Marusa Bradac, Anthony H. Gonzalez, Maxim Markevitch, Scott W. Randall, Christine Jones, and Dennis Zaritsky. “A Direct Empirical Proof of the Existence of Dark Matter.” Astrophysical Journal Letters 648, no. 2 (2006): L109–L113.</w:t>
-      </w:r>
-    </w:p>
-    <w:p>
-      <w:pPr>
-        <w:jc w:val="both"/>
-      </w:pPr>
-      <w:r>
-        <w:t>Einstein, Albert, and Nathan Rosen. “The Particle Problem in the General Theory of Relativity.” Physical Review 48 (1935): 73–77.</w:t>
+        <w:t>Chandrasekhar, S. “</w:t>
+      </w:r>
+      <w:hyperlink r:id="rIdL7" w:history="1">
+        <w:r>
+          <w:rPr>
+            <w:color w:val="0563C1"/>
+            <w:u w:val="single"/>
+          </w:rPr>
+          <w:t>The Maximum Mass of Ideal White Dwarfs</w:t>
+        </w:r>
+      </w:hyperlink>
+      <w:r>
+        <w:t>.” Astrophysical Journal 74 (1931): 81–82.</w:t>
+      </w:r>
+    </w:p>
+    <w:p>
+      <w:pPr>
+        <w:jc w:val="both"/>
+      </w:pPr>
+      <w:r>
+        <w:t>Chou, C. W., D. B. Hume, T. Rosenband, and D. J. Wineland. “</w:t>
+      </w:r>
+      <w:hyperlink r:id="rIdL8" w:history="1">
+        <w:r>
+          <w:rPr>
+            <w:color w:val="0563C1"/>
+            <w:u w:val="single"/>
+          </w:rPr>
+          <w:t>Optical Clocks and Relativity</w:t>
+        </w:r>
+      </w:hyperlink>
+      <w:r>
+        <w:t>.” Science 329, no. 5999 (2010): 1630–1633.</w:t>
+      </w:r>
+    </w:p>
+    <w:p>
+      <w:pPr>
+        <w:jc w:val="both"/>
+      </w:pPr>
+      <w:r>
+        <w:t>Clowe, Douglas, Marusa Bradac, Anthony H. Gonzalez, Maxim Markevitch, Scott W. Randall, Christine Jones, and Dennis Zaritsky. “</w:t>
+      </w:r>
+      <w:hyperlink r:id="rIdL9" w:history="1">
+        <w:r>
+          <w:rPr>
+            <w:color w:val="0563C1"/>
+            <w:u w:val="single"/>
+          </w:rPr>
+          <w:t>A Direct Empirical Proof of the Existence of Dark Matter</w:t>
+        </w:r>
+      </w:hyperlink>
+      <w:r>
+        <w:t>.” Astrophysical Journal Letters 648, no. 2 (2006): L109–L113.</w:t>
+      </w:r>
+    </w:p>
+    <w:p>
+      <w:pPr>
+        <w:jc w:val="both"/>
+      </w:pPr>
+      <w:r>
+        <w:t>Einstein, Albert, and Nathan Rosen. “</w:t>
+      </w:r>
+      <w:hyperlink r:id="rIdL10" w:history="1">
+        <w:r>
+          <w:rPr>
+            <w:color w:val="0563C1"/>
+            <w:u w:val="single"/>
+          </w:rPr>
+          <w:t>The Particle Problem in the General Theory of Relativity</w:t>
+        </w:r>
+      </w:hyperlink>
+      <w:r>
+        <w:t>.” Physical Review 48 (1935): 73–77.</w:t>
       </w:r>
     </w:p>
     <w:p>
@@ -14725,23 +14845,59 @@
         <w:jc w:val="both"/>
       </w:pPr>
       <w:r>
-        <w:t xml:space="preserve">Fourès-Bruhat, Y. [Yvonne Choquet-Bruhat]. “Théorème d’existence pour certains systèmes d’équations aux dérivées partielles non linéaires.” Acta Mathematica 88 (1952): 141–225.</w:t>
-      </w:r>
-    </w:p>
-    <w:p>
-      <w:pPr>
-        <w:jc w:val="both"/>
-      </w:pPr>
-      <w:r>
-        <w:t>Guth, Alan H. “Inflationary Universe: A Possible Solution to the Horizon and Flatness Problems.” Physical Review D 23, no. 2 (1981): 347–356.</w:t>
-      </w:r>
-    </w:p>
-    <w:p>
-      <w:pPr>
-        <w:jc w:val="both"/>
-      </w:pPr>
-      <w:r>
-        <w:t xml:space="preserve">Hafele, J. C., and Richard E. Keating. “Around-the-World Atomic Clocks: Observed Relativistic Time Gains.” Science 177, no. 4044 (1972): 168–170.</w:t>
+        <w:t>Fourès-Bruhat, Y. [Yvonne Choquet-Bruhat]. “</w:t>
+      </w:r>
+      <w:hyperlink r:id="rIdL11" w:history="1">
+        <w:r>
+          <w:rPr>
+            <w:color w:val="0563C1"/>
+            <w:u w:val="single"/>
+          </w:rPr>
+          <w:t>Théorème d’existence pour certains systèmes d’équations aux dérivées partielles non linéaires</w:t>
+        </w:r>
+      </w:hyperlink>
+      <w:r>
+        <w:t>.” Acta Mathematica 88 (1952): 141–225.</w:t>
+      </w:r>
+    </w:p>
+    <w:p>
+      <w:pPr>
+        <w:jc w:val="both"/>
+      </w:pPr>
+      <w:r>
+        <w:t>Guth, Alan H. “</w:t>
+      </w:r>
+      <w:hyperlink r:id="rIdL12" w:history="1">
+        <w:r>
+          <w:rPr>
+            <w:color w:val="0563C1"/>
+            <w:u w:val="single"/>
+          </w:rPr>
+          <w:t>Inflationary Universe: A Possible Solution to the Horizon and Flatness Problems</w:t>
+        </w:r>
+      </w:hyperlink>
+      <w:r>
+        <w:t>.” Physical Review D 23, no. 2 (1981): 347–356.</w:t>
+      </w:r>
+    </w:p>
+    <w:p>
+      <w:pPr>
+        <w:jc w:val="both"/>
+      </w:pPr>
+      <w:r>
+        <w:t>Hafele, J. C., and Richard E. Keating. “</w:t>
+      </w:r>
+      <w:hyperlink r:id="rIdL13" w:history="1">
+        <w:r>
+          <w:rPr>
+            <w:color w:val="0563C1"/>
+            <w:u w:val="single"/>
+          </w:rPr>
+          <w:t>Around-the-World Atomic Clocks: Observed Relativistic Time Gains</w:t>
+        </w:r>
+      </w:hyperlink>
+      <w:r>
+        <w:t>.” Science 177, no. 4044 (1972): 168–170.</w:t>
       </w:r>
     </w:p>
     <w:p>
@@ -14757,71 +14913,179 @@
         <w:jc w:val="both"/>
       </w:pPr>
       <w:r>
-        <w:t xml:space="preserve">Hawking, S. W. “Gravitational Radiation from Colliding Black Holes.” Physical Review Letters 26, no. 21 (1971): 1344–1346.</w:t>
-      </w:r>
-    </w:p>
-    <w:p>
-      <w:pPr>
-        <w:jc w:val="both"/>
-      </w:pPr>
-      <w:r>
-        <w:t>Hawking, S. W. “Particle Creation by Black Holes.” Communications in Mathematical Physics 43, no. 3 (1975): 199–220.</w:t>
-      </w:r>
-    </w:p>
-    <w:p>
-      <w:pPr>
-        <w:jc w:val="both"/>
-      </w:pPr>
-      <w:r>
-        <w:t xml:space="preserve">Hawking, S. W., and R. Penrose. “The Singularities of Gravitational Collapse and Cosmology.” Proceedings of the Royal Society of London A 314, no. 1519 (1970): 529–548.</w:t>
-      </w:r>
-    </w:p>
-    <w:p>
-      <w:pPr>
-        <w:jc w:val="both"/>
-      </w:pPr>
-      <w:r>
-        <w:t xml:space="preserve">Hirata, K., et al. “Observation of a Neutrino Burst from the Supernova SN1987A.” Physical Review Letters 58, no. 14 (1987): 1490–1493.</w:t>
-      </w:r>
-    </w:p>
-    <w:p>
-      <w:pPr>
-        <w:jc w:val="both"/>
-      </w:pPr>
-      <w:r>
-        <w:t xml:space="preserve">Hulse, R. A., and J. H. Taylor. “Discovery of a Pulsar in a Binary System.” Astrophysical Journal 195 (1975): L51–L53.</w:t>
-      </w:r>
-    </w:p>
-    <w:p>
-      <w:pPr>
-        <w:jc w:val="both"/>
-      </w:pPr>
-      <w:r>
-        <w:t xml:space="preserve">Isi, Maximiliano, Will M. Farr, Matthew Giesler, Mark A. Scheel, and Saul A. Teukolsky. “Testing the Black-Hole Area Law with GW150914.” Physical Review Letters 127, no. 1 (2021): 011103.</w:t>
-      </w:r>
-    </w:p>
-    <w:p>
-      <w:pPr>
-        <w:jc w:val="both"/>
-      </w:pPr>
-      <w:r>
-        <w:t xml:space="preserve">Kerr, Roy P. “Gravitational Field of a Spinning Mass as an Example of Algebraically Special Metrics.” Physical Review Letters 11, no. 5 (1963): 237–238.</w:t>
-      </w:r>
-    </w:p>
-    <w:p>
-      <w:pPr>
-        <w:jc w:val="both"/>
-      </w:pPr>
-      <w:r>
-        <w:t>Maldacena, Juan, and Alexey Milekhin. “Humanly Traversable Wormholes.” Physical Review D 103, no. 6 (2021): 066007.</w:t>
-      </w:r>
-    </w:p>
-    <w:p>
-      <w:pPr>
-        <w:jc w:val="both"/>
-      </w:pPr>
-      <w:r>
-        <w:t>Maldacena, Juan, and Leonard Susskind. “Cool Horizons for Entangled Black Holes.” Fortschritte der Physik 61, no. 9 (2013): 781–811.</w:t>
+        <w:t>Hawking, S. W. “</w:t>
+      </w:r>
+      <w:hyperlink r:id="rIdL14" w:history="1">
+        <w:r>
+          <w:rPr>
+            <w:color w:val="0563C1"/>
+            <w:u w:val="single"/>
+          </w:rPr>
+          <w:t>Gravitational Radiation from Colliding Black Holes</w:t>
+        </w:r>
+      </w:hyperlink>
+      <w:r>
+        <w:t>.” Physical Review Letters 26, no. 21 (1971): 1344–1346.</w:t>
+      </w:r>
+    </w:p>
+    <w:p>
+      <w:pPr>
+        <w:jc w:val="both"/>
+      </w:pPr>
+      <w:r>
+        <w:t>Hawking, S. W. “</w:t>
+      </w:r>
+      <w:hyperlink r:id="rIdL15" w:history="1">
+        <w:r>
+          <w:rPr>
+            <w:color w:val="0563C1"/>
+            <w:u w:val="single"/>
+          </w:rPr>
+          <w:t>Particle Creation by Black Holes</w:t>
+        </w:r>
+      </w:hyperlink>
+      <w:r>
+        <w:t>.” Communications in Mathematical Physics 43, no. 3 (1975): 199–220.</w:t>
+      </w:r>
+    </w:p>
+    <w:p>
+      <w:pPr>
+        <w:jc w:val="both"/>
+      </w:pPr>
+      <w:r>
+        <w:t>Hawking, S. W., and R. Penrose. “</w:t>
+      </w:r>
+      <w:hyperlink r:id="rIdL16" w:history="1">
+        <w:r>
+          <w:rPr>
+            <w:color w:val="0563C1"/>
+            <w:u w:val="single"/>
+          </w:rPr>
+          <w:t>The Singularities of Gravitational Collapse and Cosmology</w:t>
+        </w:r>
+      </w:hyperlink>
+      <w:r>
+        <w:t>.” Proceedings of the Royal Society of London A 314, no. 1519 (1970): 529–548.</w:t>
+      </w:r>
+    </w:p>
+    <w:p>
+      <w:pPr>
+        <w:jc w:val="both"/>
+      </w:pPr>
+      <w:r>
+        <w:t>Hirata, K., et al. “</w:t>
+      </w:r>
+      <w:hyperlink r:id="rIdL17" w:history="1">
+        <w:r>
+          <w:rPr>
+            <w:color w:val="0563C1"/>
+            <w:u w:val="single"/>
+          </w:rPr>
+          <w:t>Observation of a Neutrino Burst from the Supernova SN1987A</w:t>
+        </w:r>
+      </w:hyperlink>
+      <w:r>
+        <w:t>.” Physical Review Letters 58, no. 14 (1987): 1490–1493.</w:t>
+      </w:r>
+    </w:p>
+    <w:p>
+      <w:pPr>
+        <w:jc w:val="both"/>
+      </w:pPr>
+      <w:r>
+        <w:t>Hulse, R. A., and J. H. Taylor. “</w:t>
+      </w:r>
+      <w:hyperlink r:id="rIdL18" w:history="1">
+        <w:r>
+          <w:rPr>
+            <w:color w:val="0563C1"/>
+            <w:u w:val="single"/>
+          </w:rPr>
+          <w:t>Discovery of a Pulsar in a Binary System</w:t>
+        </w:r>
+      </w:hyperlink>
+      <w:r>
+        <w:t>.” Astrophysical Journal 195 (1975): L51–L53.</w:t>
+      </w:r>
+    </w:p>
+    <w:p>
+      <w:pPr>
+        <w:jc w:val="both"/>
+      </w:pPr>
+      <w:r>
+        <w:t>Isi, Maximiliano, Will M. Farr, Matthew Giesler, Mark A. Scheel, and Saul A. Teukolsky. “</w:t>
+      </w:r>
+      <w:hyperlink r:id="rIdL19" w:history="1">
+        <w:r>
+          <w:rPr>
+            <w:color w:val="0563C1"/>
+            <w:u w:val="single"/>
+          </w:rPr>
+          <w:t>Testing the Black-Hole Area Law with GW150914</w:t>
+        </w:r>
+      </w:hyperlink>
+      <w:r>
+        <w:t>.” Physical Review Letters 127, no. 1 (2021): 011103.</w:t>
+      </w:r>
+    </w:p>
+    <w:p>
+      <w:pPr>
+        <w:jc w:val="both"/>
+      </w:pPr>
+      <w:r>
+        <w:t>Kerr, Roy P. “</w:t>
+      </w:r>
+      <w:hyperlink r:id="rIdL20" w:history="1">
+        <w:r>
+          <w:rPr>
+            <w:color w:val="0563C1"/>
+            <w:u w:val="single"/>
+          </w:rPr>
+          <w:t>Gravitational Field of a Spinning Mass as an Example of Algebraically Special Metrics</w:t>
+        </w:r>
+      </w:hyperlink>
+      <w:r>
+        <w:t>.” Physical Review Letters 11, no. 5 (1963): 237–238.</w:t>
+      </w:r>
+    </w:p>
+    <w:p>
+      <w:pPr>
+        <w:jc w:val="both"/>
+      </w:pPr>
+      <w:r>
+        <w:t>Maldacena, Juan, and Alexey Milekhin. “</w:t>
+      </w:r>
+      <w:hyperlink r:id="rIdL21" w:history="1">
+        <w:r>
+          <w:rPr>
+            <w:color w:val="0563C1"/>
+            <w:u w:val="single"/>
+          </w:rPr>
+          <w:t>Humanly Traversable Wormholes</w:t>
+        </w:r>
+      </w:hyperlink>
+      <w:r>
+        <w:t>.” Physical Review D 103, no. 6 (2021): 066007.</w:t>
+      </w:r>
+    </w:p>
+    <w:p>
+      <w:pPr>
+        <w:jc w:val="both"/>
+      </w:pPr>
+      <w:r>
+        <w:t>Maldacena, Juan, and Leonard Susskind. “</w:t>
+      </w:r>
+      <w:hyperlink r:id="rIdL22" w:history="1">
+        <w:r>
+          <w:rPr>
+            <w:color w:val="0563C1"/>
+            <w:u w:val="single"/>
+          </w:rPr>
+          <w:t>Cool Horizons for Entangled Black Holes</w:t>
+        </w:r>
+      </w:hyperlink>
+      <w:r>
+        <w:t>.” Fortschritte der Physik 61, no. 9 (2013): 781–811.</w:t>
       </w:r>
     </w:p>
     <w:p>
@@ -14837,23 +15101,59 @@
         <w:jc w:val="both"/>
       </w:pPr>
       <w:r>
-        <w:t xml:space="preserve">Oppenheimer, J. R., and H. Snyder. “On Continued Gravitational Contraction.” Physical Review 56, no. 5 (1939): 455–459.</w:t>
-      </w:r>
-    </w:p>
-    <w:p>
-      <w:pPr>
-        <w:jc w:val="both"/>
-      </w:pPr>
-      <w:r>
-        <w:t xml:space="preserve">Penrose, Roger. “Gravitational Collapse and Space-Time Singularities.” Physical Review Letters 14, no. 3 (1965): 57–59.</w:t>
-      </w:r>
-    </w:p>
-    <w:p>
-      <w:pPr>
-        <w:jc w:val="both"/>
-      </w:pPr>
-      <w:r>
-        <w:t>Perlmutter, S., et al. “Measurements of Ω and Λ from 42 High-Redshift Supernovae.” Astrophysical Journal 517, no. 2 (1999): 565–586.</w:t>
+        <w:t>Oppenheimer, J. R., and H. Snyder. “</w:t>
+      </w:r>
+      <w:hyperlink r:id="rIdL23" w:history="1">
+        <w:r>
+          <w:rPr>
+            <w:color w:val="0563C1"/>
+            <w:u w:val="single"/>
+          </w:rPr>
+          <w:t>On Continued Gravitational Contraction</w:t>
+        </w:r>
+      </w:hyperlink>
+      <w:r>
+        <w:t>.” Physical Review 56, no. 5 (1939): 455–459.</w:t>
+      </w:r>
+    </w:p>
+    <w:p>
+      <w:pPr>
+        <w:jc w:val="both"/>
+      </w:pPr>
+      <w:r>
+        <w:t>Penrose, Roger. “</w:t>
+      </w:r>
+      <w:hyperlink r:id="rIdL24" w:history="1">
+        <w:r>
+          <w:rPr>
+            <w:color w:val="0563C1"/>
+            <w:u w:val="single"/>
+          </w:rPr>
+          <w:t>Gravitational Collapse and Space-Time Singularities</w:t>
+        </w:r>
+      </w:hyperlink>
+      <w:r>
+        <w:t>.” Physical Review Letters 14, no. 3 (1965): 57–59.</w:t>
+      </w:r>
+    </w:p>
+    <w:p>
+      <w:pPr>
+        <w:jc w:val="both"/>
+      </w:pPr>
+      <w:r>
+        <w:t>Perlmutter, S., et al. “</w:t>
+      </w:r>
+      <w:hyperlink r:id="rIdL25" w:history="1">
+        <w:r>
+          <w:rPr>
+            <w:color w:val="0563C1"/>
+            <w:u w:val="single"/>
+          </w:rPr>
+          <w:t>Measurements of Ω and Λ from 42 High-Redshift Supernovae</w:t>
+        </w:r>
+      </w:hyperlink>
+      <w:r>
+        <w:t>.” Astrophysical Journal 517, no. 2 (1999): 565–586.</w:t>
       </w:r>
     </w:p>
     <w:p>
@@ -14877,23 +15177,59 @@
         <w:jc w:val="both"/>
       </w:pPr>
       <w:r>
-        <w:t xml:space="preserve">Pound, R. V., and G. A. Rebka Jr. “Apparent Weight of Photons.” Physical Review Letters 4, no. 7 (1960): 337–341.</w:t>
-      </w:r>
-    </w:p>
-    <w:p>
-      <w:pPr>
-        <w:jc w:val="both"/>
-      </w:pPr>
-      <w:r>
-        <w:t xml:space="preserve">Raychaudhuri, Amalkumar. “Relativistic Cosmology. I.” Physical Review 98, no. 4 (1955): 1123–1126.</w:t>
-      </w:r>
-    </w:p>
-    <w:p>
-      <w:pPr>
-        <w:jc w:val="both"/>
-      </w:pPr>
-      <w:r>
-        <w:t>Riess, Adam G., et al. “Observational Evidence from Supernovae for an Accelerating Universe and a Cosmological Constant.” Astronomical Journal 116, no. 3 (1998): 1009–1038.</w:t>
+        <w:t>Pound, R. V., and G. A. Rebka Jr. “</w:t>
+      </w:r>
+      <w:hyperlink r:id="rIdL26" w:history="1">
+        <w:r>
+          <w:rPr>
+            <w:color w:val="0563C1"/>
+            <w:u w:val="single"/>
+          </w:rPr>
+          <w:t>Apparent Weight of Photons</w:t>
+        </w:r>
+      </w:hyperlink>
+      <w:r>
+        <w:t>.” Physical Review Letters 4, no. 7 (1960): 337–341.</w:t>
+      </w:r>
+    </w:p>
+    <w:p>
+      <w:pPr>
+        <w:jc w:val="both"/>
+      </w:pPr>
+      <w:r>
+        <w:t>Raychaudhuri, Amalkumar. “</w:t>
+      </w:r>
+      <w:hyperlink r:id="rIdL27" w:history="1">
+        <w:r>
+          <w:rPr>
+            <w:color w:val="0563C1"/>
+            <w:u w:val="single"/>
+          </w:rPr>
+          <w:t>Relativistic Cosmology. I</w:t>
+        </w:r>
+      </w:hyperlink>
+      <w:r>
+        <w:t>.” Physical Review 98, no. 4 (1955): 1123–1126.</w:t>
+      </w:r>
+    </w:p>
+    <w:p>
+      <w:pPr>
+        <w:jc w:val="both"/>
+      </w:pPr>
+      <w:r>
+        <w:t>Riess, Adam G., et al. “</w:t>
+      </w:r>
+      <w:hyperlink r:id="rIdL28" w:history="1">
+        <w:r>
+          <w:rPr>
+            <w:color w:val="0563C1"/>
+            <w:u w:val="single"/>
+          </w:rPr>
+          <w:t>Observational Evidence from Supernovae for an Accelerating Universe and a Cosmological Constant</w:t>
+        </w:r>
+      </w:hyperlink>
+      <w:r>
+        <w:t>.” Astronomical Journal 116, no. 3 (1998): 1009–1038.</w:t>
       </w:r>
     </w:p>
     <w:p>
@@ -14908,7 +15244,19 @@
         </w:sectPr>
       </w:pPr>
       <w:r>
-        <w:t>Rubin, Vera C., and W. Kent Ford Jr. “Rotation of the Andromeda Nebula from a Spectroscopic Survey of Emission Regions.” Astrophysical Journal 159 (1970): 379–403.</w:t>
+        <w:t>Rubin, Vera C., and W. Kent Ford Jr. “</w:t>
+      </w:r>
+      <w:hyperlink r:id="rIdL29" w:history="1">
+        <w:r>
+          <w:rPr>
+            <w:color w:val="0563C1"/>
+            <w:u w:val="single"/>
+          </w:rPr>
+          <w:t>Rotation of the Andromeda Nebula from a Spectroscopic Survey of Emission Regions</w:t>
+        </w:r>
+      </w:hyperlink>
+      <w:r>
+        <w:t>.” Astrophysical Journal 159 (1970): 379–403.</w:t>
       </w:r>
     </w:p>
     <w:p>
@@ -14932,23 +15280,59 @@
         <w:jc w:val="both"/>
       </w:pPr>
       <w:r>
-        <w:t xml:space="preserve">Shapiro, Irwin I. “Fourth Test of General Relativity.” Physical Review Letters 13, no. 26 (1964): 789–791.</w:t>
-      </w:r>
-    </w:p>
-    <w:p>
-      <w:pPr>
-        <w:jc w:val="both"/>
-      </w:pPr>
-      <w:r>
-        <w:t xml:space="preserve">Steigman, G., D. N. Schramm, and J. E. Gunn. “Cosmological Limits to the Number of Massive Leptons.” Physics Letters B 66, no. 2 (1977): 202–204.</w:t>
-      </w:r>
-    </w:p>
-    <w:p>
-      <w:pPr>
-        <w:jc w:val="both"/>
-      </w:pPr>
-      <w:r>
-        <w:t xml:space="preserve">Taylor, J. H., and J. M. Weisberg. “A New Test of General Relativity: Gravitational Radiation and the Binary Pulsar PSR 1913+16.” Astrophysical Journal 253 (1982): 908–920.</w:t>
+        <w:t>Shapiro, Irwin I. “</w:t>
+      </w:r>
+      <w:hyperlink r:id="rIdL30" w:history="1">
+        <w:r>
+          <w:rPr>
+            <w:color w:val="0563C1"/>
+            <w:u w:val="single"/>
+          </w:rPr>
+          <w:t>Fourth Test of General Relativity</w:t>
+        </w:r>
+      </w:hyperlink>
+      <w:r>
+        <w:t>.” Physical Review Letters 13, no. 26 (1964): 789–791.</w:t>
+      </w:r>
+    </w:p>
+    <w:p>
+      <w:pPr>
+        <w:jc w:val="both"/>
+      </w:pPr>
+      <w:r>
+        <w:t>Steigman, G., D. N. Schramm, and J. E. Gunn. “</w:t>
+      </w:r>
+      <w:hyperlink r:id="rIdL31" w:history="1">
+        <w:r>
+          <w:rPr>
+            <w:color w:val="0563C1"/>
+            <w:u w:val="single"/>
+          </w:rPr>
+          <w:t>Cosmological Limits to the Number of Massive Leptons</w:t>
+        </w:r>
+      </w:hyperlink>
+      <w:r>
+        <w:t>.” Physics Letters B 66, no. 2 (1977): 202–204.</w:t>
+      </w:r>
+    </w:p>
+    <w:p>
+      <w:pPr>
+        <w:jc w:val="both"/>
+      </w:pPr>
+      <w:r>
+        <w:t>Taylor, J. H., and J. M. Weisberg. “</w:t>
+      </w:r>
+      <w:hyperlink r:id="rIdL32" w:history="1">
+        <w:r>
+          <w:rPr>
+            <w:color w:val="0563C1"/>
+            <w:u w:val="single"/>
+          </w:rPr>
+          <w:t>A New Test of General Relativity: Gravitational Radiation and the Binary Pulsar PSR 1913+16</w:t>
+        </w:r>
+      </w:hyperlink>
+      <w:r>
+        <w:t>.” Astrophysical Journal 253 (1982): 908–920.</w:t>
       </w:r>
     </w:p>
     <w:p>
@@ -15486,7 +15870,7 @@
         <w:jc w:val="left"/>
       </w:pPr>
       <w:r>
-        <w:t xml:space="preserve">In Love with Murder, Actually: A Comic Mystery, Lothar J. Musiol writing as Romuald Livingston</w:t>
+        <w:t>In Love with Murder, Actually: A Derailed Mystery in Provence, Lothar J. Musiol writing as Romuald Livingston</w:t>
       </w:r>
     </w:p>
     <w:p>

--- a/Physics, Actually - SERIES/Volume 2/Physics Vol 2 - Gravity, Cosmology, and the Limits of Spacetime.docx
+++ b/Physics, Actually - SERIES/Volume 2/Physics Vol 2 - Gravity, Cosmology, and the Limits of Spacetime.docx
@@ -15532,7 +15532,7 @@
         <w:jc w:val="left"/>
       </w:pPr>
       <w:r>
-        <w:t xml:space="preserve">Gravitation, Actually: A Short Book on Gravity</w:t>
+        <w:t xml:space="preserve">Gravity, Actually: Einstein’s Relativity in Plain Words: Falling, Time, Black Holes, and the Waves We Finally Heard</w:t>
       </w:r>
     </w:p>
     <w:p>
